--- a/Documentação/Documentacao_v1_sprint2.docx
+++ b/Documentação/Documentacao_v1_sprint2.docx
@@ -1,6 +1,6 @@
 
 <file path=word/document.xml><?xml version="1.0" encoding="utf-8"?>
-<w:document xmlns:wpc="http://schemas.microsoft.com/office/word/2010/wordprocessingCanvas" xmlns:cx="http://schemas.microsoft.com/office/drawing/2014/chartex" xmlns:cx1="http://schemas.microsoft.com/office/drawing/2015/9/8/chartex" xmlns:cx2="http://schemas.microsoft.com/office/drawing/2015/10/21/chartex" xmlns:cx3="http://schemas.microsoft.com/office/drawing/2016/5/9/chartex" xmlns:cx4="http://schemas.microsoft.com/office/drawing/2016/5/10/chartex" xmlns:cx5="http://schemas.microsoft.com/office/drawing/2016/5/11/chartex" xmlns:cx6="http://schemas.microsoft.com/office/drawing/2016/5/12/chartex" xmlns:cx7="http://schemas.microsoft.com/office/drawing/2016/5/13/chartex" xmlns:cx8="http://schemas.microsoft.com/office/drawing/2016/5/14/chartex" xmlns:mc="http://schemas.openxmlformats.org/markup-compatibility/2006" xmlns:aink="http://schemas.microsoft.com/office/drawing/2016/ink" xmlns:am3d="http://schemas.microsoft.com/office/drawing/2017/model3d" xmlns:o="urn:schemas-microsoft-com:office:office" xmlns:oel="http://schemas.microsoft.com/office/2019/extlst" xmlns:r="http://schemas.openxmlformats.org/officeDocument/2006/relationships" xmlns:m="http://schemas.openxmlformats.org/officeDocument/2006/math" xmlns:v="urn:schemas-microsoft-com:vml" xmlns:wp14="http://schemas.microsoft.com/office/word/2010/wordprocessingDrawing" xmlns:wp="http://schemas.openxmlformats.org/drawingml/2006/wordprocessingDrawing" xmlns:w10="urn:schemas-microsoft-com:office:word" xmlns:w="http://schemas.openxmlformats.org/wordprocessingml/2006/main" xmlns:w14="http://schemas.microsoft.com/office/word/2010/wordml" xmlns:w15="http://schemas.microsoft.com/office/word/2012/wordml" xmlns:w16cex="http://schemas.microsoft.com/office/word/2018/wordml/cex" xmlns:w16cid="http://schemas.microsoft.com/office/word/2016/wordml/cid" xmlns:w16="http://schemas.microsoft.com/office/word/2018/wordml" xmlns:w16du="http://schemas.microsoft.com/office/word/2023/wordml/word16du" xmlns:w16sdtdh="http://schemas.microsoft.com/office/word/2020/wordml/sdtdatahash" xmlns:w16se="http://schemas.microsoft.com/office/word/2015/wordml/symex" xmlns:wpg="http://schemas.microsoft.com/office/word/2010/wordprocessingGroup" xmlns:wpi="http://schemas.microsoft.com/office/word/2010/wordprocessingInk" xmlns:wne="http://schemas.microsoft.com/office/word/2006/wordml" xmlns:wps="http://schemas.microsoft.com/office/word/2010/wordprocessingShape" mc:Ignorable="w14 w15 w16se w16cid w16 w16cex w16sdtdh w16du wp14">
+<w:document xmlns:wpc="http://schemas.microsoft.com/office/word/2010/wordprocessingCanvas" xmlns:cx="http://schemas.microsoft.com/office/drawing/2014/chartex" xmlns:cx1="http://schemas.microsoft.com/office/drawing/2015/9/8/chartex" xmlns:cx2="http://schemas.microsoft.com/office/drawing/2015/10/21/chartex" xmlns:cx3="http://schemas.microsoft.com/office/drawing/2016/5/9/chartex" xmlns:cx4="http://schemas.microsoft.com/office/drawing/2016/5/10/chartex" xmlns:cx5="http://schemas.microsoft.com/office/drawing/2016/5/11/chartex" xmlns:cx6="http://schemas.microsoft.com/office/drawing/2016/5/12/chartex" xmlns:cx7="http://schemas.microsoft.com/office/drawing/2016/5/13/chartex" xmlns:cx8="http://schemas.microsoft.com/office/drawing/2016/5/14/chartex" xmlns:mc="http://schemas.openxmlformats.org/markup-compatibility/2006" xmlns:aink="http://schemas.microsoft.com/office/drawing/2016/ink" xmlns:am3d="http://schemas.microsoft.com/office/drawing/2017/model3d" xmlns:o="urn:schemas-microsoft-com:office:office" xmlns:oel="http://schemas.microsoft.com/office/2019/extlst" xmlns:r="http://schemas.openxmlformats.org/officeDocument/2006/relationships" xmlns:m="http://schemas.openxmlformats.org/officeDocument/2006/math" xmlns:v="urn:schemas-microsoft-com:vml" xmlns:wp14="http://schemas.microsoft.com/office/word/2010/wordprocessingDrawing" xmlns:wp="http://schemas.openxmlformats.org/drawingml/2006/wordprocessingDrawing" xmlns:w10="urn:schemas-microsoft-com:office:word" xmlns:w="http://schemas.openxmlformats.org/wordprocessingml/2006/main" xmlns:w14="http://schemas.microsoft.com/office/word/2010/wordml" xmlns:w15="http://schemas.microsoft.com/office/word/2012/wordml" xmlns:w16cex="http://schemas.microsoft.com/office/word/2018/wordml/cex" xmlns:w16cid="http://schemas.microsoft.com/office/word/2016/wordml/cid" xmlns:w16="http://schemas.microsoft.com/office/word/2018/wordml" xmlns:w16du="http://schemas.microsoft.com/office/word/2023/wordml/word16du" xmlns:w16sdtdh="http://schemas.microsoft.com/office/word/2020/wordml/sdtdatahash" xmlns:w16sdtfl="http://schemas.microsoft.com/office/word/2024/wordml/sdtformatlock" xmlns:w16se="http://schemas.microsoft.com/office/word/2015/wordml/symex" xmlns:wpg="http://schemas.microsoft.com/office/word/2010/wordprocessingGroup" xmlns:wpi="http://schemas.microsoft.com/office/word/2010/wordprocessingInk" xmlns:wne="http://schemas.microsoft.com/office/word/2006/wordml" xmlns:wps="http://schemas.microsoft.com/office/word/2010/wordprocessingShape" mc:Ignorable="w14 w15 w16se w16cid w16 w16cex w16sdtdh w16sdtfl w16du wp14">
   <w:body>
     <w:p>
       <w:pPr>
@@ -293,6 +293,18 @@
           <w:b/>
         </w:rPr>
       </w:pPr>
+      <w:r>
+        <w:rPr>
+          <w:b/>
+        </w:rPr>
+        <w:t>Tema</w:t>
+      </w:r>
+      <w:r>
+        <w:rPr>
+          <w:b/>
+        </w:rPr>
+        <w:t xml:space="preserve">: </w:t>
+      </w:r>
     </w:p>
     <w:p>
       <w:pPr>
@@ -300,6 +312,66 @@
         <w:ind w:left="-5" w:right="0"/>
         <w:jc w:val="left"/>
         <w:rPr>
+          <w:bCs/>
+        </w:rPr>
+      </w:pPr>
+      <w:r>
+        <w:rPr>
+          <w:bCs/>
+        </w:rPr>
+        <w:t>Solução de IoT para aquisição e gravação de registros</w:t>
+      </w:r>
+      <w:r>
+        <w:rPr>
+          <w:bCs/>
+        </w:rPr>
+        <w:t xml:space="preserve"> de umidade do solo d</w:t>
+      </w:r>
+      <w:r>
+        <w:rPr>
+          <w:bCs/>
+        </w:rPr>
+        <w:t xml:space="preserve">irecionados </w:t>
+      </w:r>
+      <w:proofErr w:type="gramStart"/>
+      <w:r>
+        <w:rPr>
+          <w:bCs/>
+        </w:rPr>
+        <w:t>à</w:t>
+      </w:r>
+      <w:proofErr w:type="gramEnd"/>
+      <w:r>
+        <w:rPr>
+          <w:bCs/>
+        </w:rPr>
+        <w:t xml:space="preserve"> </w:t>
+      </w:r>
+      <w:r>
+        <w:rPr>
+          <w:bCs/>
+        </w:rPr>
+        <w:t>empresas da área de Industria de mineração</w:t>
+      </w:r>
+      <w:r>
+        <w:rPr>
+          <w:bCs/>
+        </w:rPr>
+        <w:t>, para posterior consulta via aplicação web</w:t>
+      </w:r>
+      <w:r>
+        <w:rPr>
+          <w:bCs/>
+        </w:rPr>
+        <w:t>.</w:t>
+      </w:r>
+    </w:p>
+    <w:p>
+      <w:pPr>
+        <w:spacing w:after="185" w:line="259" w:lineRule="auto"/>
+        <w:ind w:left="-5" w:right="0"/>
+        <w:jc w:val="left"/>
+        <w:rPr>
           <w:b/>
         </w:rPr>
       </w:pPr>
@@ -307,6 +379,7 @@
         <w:rPr>
           <w:b/>
         </w:rPr>
+        <w:lastRenderedPageBreak/>
         <w:t xml:space="preserve">Contexto: </w:t>
       </w:r>
     </w:p>
@@ -315,7 +388,6 @@
         <w:ind w:left="-5" w:right="0"/>
       </w:pPr>
       <w:r>
-        <w:lastRenderedPageBreak/>
         <w:t xml:space="preserve">A mineração é a atividade industrial e econômica de pesquisar, extrair e beneficiar recursos minerais do solo e subsolo, transformando-os em matérias-primas para a sociedade, como ferro, ouro, alumínio e carvão. Essencial para a construção e tecnologia, ela envolve etapas como pesquisa, lavra e processamento, sendo um pilar da economia, mas gerando impactos ambientais. </w:t>
       </w:r>
     </w:p>
@@ -394,11 +466,16 @@
       <w:r>
         <w:t xml:space="preserve">do produto </w:t>
       </w:r>
+      <w:proofErr w:type="spellStart"/>
       <w:r>
         <w:t>T</w:t>
       </w:r>
       <w:r>
-        <w:t xml:space="preserve">ellus, sistema de monitoramento que coleta </w:t>
+        <w:t>ellus</w:t>
+      </w:r>
+      <w:proofErr w:type="spellEnd"/>
+      <w:r>
+        <w:t xml:space="preserve">, sistema de monitoramento que coleta </w:t>
       </w:r>
       <w:r>
         <w:t>d</w:t>
@@ -448,12 +525,14 @@
       <w:r>
         <w:t xml:space="preserve">O </w:t>
       </w:r>
+      <w:proofErr w:type="spellStart"/>
       <w:r>
         <w:t>T</w:t>
       </w:r>
       <w:r>
         <w:t>ellus</w:t>
       </w:r>
+      <w:proofErr w:type="spellEnd"/>
       <w:r>
         <w:t xml:space="preserve"> pode ser instalados em pontos estratégicos das estruturas de mineração, permitindo o acompanhamento contínuo da variação do teor de umidade no solo. </w:t>
       </w:r>
@@ -471,11 +550,8 @@
         <w:ind w:left="-5" w:right="0"/>
       </w:pPr>
       <w:r>
-        <w:t xml:space="preserve">Sendo assim, o sistema a longo prazo deve conseguir evitar diversos riscos de deslizamento utilizando a comparação dos dados ao longo do tempo em que o </w:t>
-      </w:r>
-      <w:r>
         <w:lastRenderedPageBreak/>
-        <w:t xml:space="preserve">sistema está implantado. De forma que se possa ter mais tempo para impor medidas de resolução contra os riscos apresentados. </w:t>
+        <w:t xml:space="preserve">Sendo assim, o sistema a longo prazo deve conseguir evitar diversos riscos de deslizamento utilizando a comparação dos dados ao longo do tempo em que o sistema está implantado. De forma que se possa ter mais tempo para impor medidas de resolução contra os riscos apresentados. </w:t>
       </w:r>
     </w:p>
     <w:p>
@@ -570,6 +646,7 @@
       <w:r>
         <w:t xml:space="preserve">O </w:t>
       </w:r>
+      <w:proofErr w:type="spellStart"/>
       <w:r>
         <w:rPr>
           <w:b/>
@@ -577,6 +654,7 @@
         </w:rPr>
         <w:t>Tellus</w:t>
       </w:r>
+      <w:proofErr w:type="spellEnd"/>
       <w:r>
         <w:t xml:space="preserve"> é um s</w:t>
       </w:r>
@@ -789,6 +867,7 @@
         <w:ind w:right="0"/>
       </w:pPr>
       <w:r>
+        <w:lastRenderedPageBreak/>
         <w:t>Simulação de dados sobre o futuro da condição do solo (utilizando API).</w:t>
       </w:r>
     </w:p>
@@ -807,7 +886,6 @@
         <w:rPr>
           <w:color w:val="FF0000"/>
         </w:rPr>
-        <w:lastRenderedPageBreak/>
         <w:t xml:space="preserve">Limites e Exclusões: </w:t>
       </w:r>
       <w:r>
@@ -1672,6 +1750,7 @@
               <w:jc w:val="left"/>
             </w:pPr>
             <w:r>
+              <w:lastRenderedPageBreak/>
               <w:t>Elaboração da Modelagem Lógica no Banco de Dados</w:t>
             </w:r>
           </w:p>
@@ -1742,7 +1821,6 @@
               <w:jc w:val="left"/>
             </w:pPr>
             <w:r>
-              <w:lastRenderedPageBreak/>
               <w:t>Desenvolvimento da Ferramenta de Help Desk</w:t>
             </w:r>
           </w:p>
@@ -2091,13 +2169,6 @@
         </w:tc>
       </w:tr>
     </w:tbl>
-    <w:p>
-      <w:pPr>
-        <w:spacing w:after="0" w:line="259" w:lineRule="auto"/>
-        <w:ind w:left="0" w:right="0" w:firstLine="0"/>
-        <w:jc w:val="left"/>
-      </w:pPr>
-    </w:p>
     <w:p>
       <w:pPr>
         <w:spacing w:after="0" w:line="259" w:lineRule="auto"/>
@@ -2377,7 +2448,15 @@
               <w:ind w:left="5" w:right="0" w:firstLine="0"/>
             </w:pPr>
             <w:r>
-              <w:t xml:space="preserve">Desenvolvedor Back-End </w:t>
+              <w:t>Desenvolvedor Back-</w:t>
+            </w:r>
+            <w:proofErr w:type="spellStart"/>
+            <w:r>
+              <w:t>End</w:t>
+            </w:r>
+            <w:proofErr w:type="spellEnd"/>
+            <w:r>
+              <w:t xml:space="preserve"> </w:t>
             </w:r>
           </w:p>
         </w:tc>
@@ -2444,7 +2523,15 @@
               <w:ind w:left="5" w:right="0" w:firstLine="0"/>
             </w:pPr>
             <w:r>
-              <w:t xml:space="preserve">Desenvolvedor Front-End </w:t>
+              <w:t>Desenvolvedor Front-</w:t>
+            </w:r>
+            <w:proofErr w:type="spellStart"/>
+            <w:r>
+              <w:t>End</w:t>
+            </w:r>
+            <w:proofErr w:type="spellEnd"/>
+            <w:r>
+              <w:t xml:space="preserve"> </w:t>
             </w:r>
           </w:p>
         </w:tc>
@@ -2648,6 +2735,7 @@
               <w:jc w:val="left"/>
             </w:pPr>
             <w:r>
+              <w:lastRenderedPageBreak/>
               <w:t xml:space="preserve">Analista de Infraestrutura de T.I </w:t>
             </w:r>
           </w:p>
@@ -2784,7 +2872,6 @@
               <w:jc w:val="left"/>
             </w:pPr>
             <w:r>
-              <w:lastRenderedPageBreak/>
               <w:t xml:space="preserve">Arduíno e Sensores </w:t>
             </w:r>
           </w:p>
@@ -3279,7 +3366,15 @@
               <w:ind w:left="0" w:right="0" w:firstLine="0"/>
             </w:pPr>
             <w:r>
-              <w:t xml:space="preserve">Desenvolvedor Back-End </w:t>
+              <w:t>Desenvolvedor Back-</w:t>
+            </w:r>
+            <w:proofErr w:type="spellStart"/>
+            <w:r>
+              <w:t>End</w:t>
+            </w:r>
+            <w:proofErr w:type="spellEnd"/>
+            <w:r>
+              <w:t xml:space="preserve"> </w:t>
             </w:r>
           </w:p>
         </w:tc>
@@ -3346,7 +3441,16 @@
               <w:ind w:left="0" w:right="0" w:firstLine="0"/>
             </w:pPr>
             <w:r>
-              <w:t xml:space="preserve">Desenvolvedor Front-End </w:t>
+              <w:lastRenderedPageBreak/>
+              <w:t>Desenvolvedor Front-</w:t>
+            </w:r>
+            <w:proofErr w:type="spellStart"/>
+            <w:r>
+              <w:t>End</w:t>
+            </w:r>
+            <w:proofErr w:type="spellEnd"/>
+            <w:r>
+              <w:t xml:space="preserve"> </w:t>
             </w:r>
           </w:p>
         </w:tc>
@@ -3414,7 +3518,6 @@
               <w:jc w:val="left"/>
             </w:pPr>
             <w:r>
-              <w:lastRenderedPageBreak/>
               <w:t xml:space="preserve">Gestor do Projeto </w:t>
             </w:r>
           </w:p>
@@ -4026,7 +4129,21 @@
         <w:rPr>
           <w:bCs/>
         </w:rPr>
-        <w:t>O sistema Tellus será instalado em pontos estratégicos previamente definidos pela</w:t>
+        <w:t xml:space="preserve">O sistema </w:t>
+      </w:r>
+      <w:proofErr w:type="spellStart"/>
+      <w:r>
+        <w:rPr>
+          <w:bCs/>
+        </w:rPr>
+        <w:t>Tellus</w:t>
+      </w:r>
+      <w:proofErr w:type="spellEnd"/>
+      <w:r>
+        <w:rPr>
+          <w:bCs/>
+        </w:rPr>
+        <w:t xml:space="preserve"> será instalado em pontos estratégicos previamente definidos pela</w:t>
       </w:r>
       <w:r>
         <w:rPr>
@@ -4077,7 +4194,6 @@
         <w:rPr>
           <w:b/>
         </w:rPr>
-        <w:lastRenderedPageBreak/>
         <w:t xml:space="preserve">Restrições </w:t>
       </w:r>
     </w:p>
@@ -4086,7 +4202,15 @@
         <w:ind w:left="-5" w:right="0"/>
       </w:pPr>
       <w:r>
-        <w:t xml:space="preserve">Exigir que os taludes tenham uma inclinação adequada com um sistema de retaludamento para controlar a terraplanagem destes e evitar que possam ocorrer riscos de deslizamentos por conta de uma inclinação íngreme.  </w:t>
+        <w:t xml:space="preserve">Exigir que os taludes tenham uma inclinação adequada com um sistema de </w:t>
+      </w:r>
+      <w:proofErr w:type="spellStart"/>
+      <w:r>
+        <w:t>retaludamento</w:t>
+      </w:r>
+      <w:proofErr w:type="spellEnd"/>
+      <w:r>
+        <w:t xml:space="preserve"> para controlar a terraplanagem destes e evitar que possam ocorrer riscos de deslizamentos por conta de uma inclinação íngreme.  </w:t>
       </w:r>
     </w:p>
     <w:p>
@@ -4124,163 +4248,21 @@
     <w:p>
       <w:pPr>
         <w:ind w:left="-5" w:right="0"/>
-        <w:rPr>
-          <w:b/>
-        </w:rPr>
       </w:pPr>
     </w:p>
     <w:p>
       <w:pPr>
         <w:ind w:left="-5" w:right="0"/>
-        <w:rPr>
-          <w:b/>
-        </w:rPr>
       </w:pPr>
     </w:p>
     <w:p>
       <w:pPr>
         <w:ind w:left="-5" w:right="0"/>
-        <w:rPr>
-          <w:b/>
-        </w:rPr>
       </w:pPr>
     </w:p>
     <w:p>
       <w:pPr>
         <w:ind w:left="-5" w:right="0"/>
-        <w:rPr>
-          <w:b/>
-        </w:rPr>
-      </w:pPr>
-    </w:p>
-    <w:p>
-      <w:pPr>
-        <w:ind w:left="-5" w:right="0"/>
-        <w:rPr>
-          <w:b/>
-        </w:rPr>
-      </w:pPr>
-    </w:p>
-    <w:p>
-      <w:pPr>
-        <w:ind w:left="-5" w:right="0"/>
-        <w:rPr>
-          <w:b/>
-        </w:rPr>
-      </w:pPr>
-    </w:p>
-    <w:p>
-      <w:pPr>
-        <w:ind w:left="-5" w:right="0"/>
-        <w:rPr>
-          <w:b/>
-        </w:rPr>
-      </w:pPr>
-    </w:p>
-    <w:p>
-      <w:pPr>
-        <w:ind w:left="-5" w:right="0"/>
-        <w:rPr>
-          <w:b/>
-        </w:rPr>
-      </w:pPr>
-    </w:p>
-    <w:p>
-      <w:pPr>
-        <w:ind w:left="-5" w:right="0"/>
-        <w:rPr>
-          <w:b/>
-        </w:rPr>
-      </w:pPr>
-    </w:p>
-    <w:p>
-      <w:pPr>
-        <w:ind w:left="-5" w:right="0"/>
-        <w:rPr>
-          <w:b/>
-        </w:rPr>
-      </w:pPr>
-    </w:p>
-    <w:p>
-      <w:pPr>
-        <w:ind w:left="-5" w:right="0"/>
-        <w:rPr>
-          <w:b/>
-        </w:rPr>
-      </w:pPr>
-    </w:p>
-    <w:p>
-      <w:pPr>
-        <w:ind w:left="-5" w:right="0"/>
-        <w:rPr>
-          <w:b/>
-        </w:rPr>
-      </w:pPr>
-    </w:p>
-    <w:p>
-      <w:pPr>
-        <w:ind w:left="-5" w:right="0"/>
-        <w:rPr>
-          <w:b/>
-        </w:rPr>
-      </w:pPr>
-    </w:p>
-    <w:p>
-      <w:pPr>
-        <w:ind w:left="-5" w:right="0"/>
-        <w:rPr>
-          <w:b/>
-        </w:rPr>
-      </w:pPr>
-    </w:p>
-    <w:p>
-      <w:pPr>
-        <w:ind w:left="-5" w:right="0"/>
-        <w:rPr>
-          <w:b/>
-        </w:rPr>
-      </w:pPr>
-    </w:p>
-    <w:p>
-      <w:pPr>
-        <w:ind w:left="-5" w:right="0"/>
-        <w:rPr>
-          <w:b/>
-        </w:rPr>
-      </w:pPr>
-    </w:p>
-    <w:p>
-      <w:pPr>
-        <w:ind w:left="-5" w:right="0"/>
-        <w:rPr>
-          <w:b/>
-        </w:rPr>
-      </w:pPr>
-    </w:p>
-    <w:p>
-      <w:pPr>
-        <w:ind w:left="-5" w:right="0"/>
-        <w:rPr>
-          <w:b/>
-        </w:rPr>
-      </w:pPr>
-    </w:p>
-    <w:p>
-      <w:pPr>
-        <w:spacing w:after="160" w:line="278" w:lineRule="auto"/>
-        <w:ind w:left="0" w:right="0" w:firstLine="0"/>
-        <w:jc w:val="left"/>
-      </w:pPr>
-      <w:r>
-        <w:lastRenderedPageBreak/>
-        <w:br w:type="page"/>
-      </w:r>
-    </w:p>
-    <w:p>
-      <w:pPr>
-        <w:spacing w:after="160" w:line="278" w:lineRule="auto"/>
-        <w:ind w:left="0" w:right="0" w:firstLine="0"/>
-        <w:jc w:val="left"/>
       </w:pPr>
     </w:p>
     <w:p>
@@ -4450,6 +4432,7 @@
           <w:b/>
           <w:bCs/>
         </w:rPr>
+        <w:lastRenderedPageBreak/>
         <w:t>Diagrama de Solução</w:t>
       </w:r>
     </w:p>
@@ -4474,241 +4457,58 @@
           <w:bCs/>
         </w:rPr>
       </w:pPr>
-    </w:p>
-    <w:p>
-      <w:pPr>
-        <w:spacing w:after="0" w:line="259" w:lineRule="auto"/>
+      <w:r>
+        <w:rPr>
+          <w:b/>
+          <w:bCs/>
+          <w:noProof/>
+        </w:rPr>
+        <w:drawing>
+          <wp:inline distT="0" distB="0" distL="0" distR="0" wp14:anchorId="195887C1" wp14:editId="2F4C9984">
+            <wp:extent cx="5736590" cy="3793722"/>
+            <wp:effectExtent l="0" t="0" r="0" b="0"/>
+            <wp:docPr id="532634741" name="Imagem 1"/>
+            <wp:cNvGraphicFramePr>
+              <a:graphicFrameLocks xmlns:a="http://schemas.openxmlformats.org/drawingml/2006/main" noChangeAspect="1"/>
+            </wp:cNvGraphicFramePr>
+            <a:graphic xmlns:a="http://schemas.openxmlformats.org/drawingml/2006/main">
+              <a:graphicData uri="http://schemas.openxmlformats.org/drawingml/2006/picture">
+                <pic:pic xmlns:pic="http://schemas.openxmlformats.org/drawingml/2006/picture">
+                  <pic:nvPicPr>
+                    <pic:cNvPr id="532634741" name="Imagem 532634741"/>
+                    <pic:cNvPicPr/>
+                  </pic:nvPicPr>
+                  <pic:blipFill>
+                    <a:blip r:embed="rId9" cstate="print">
+                      <a:extLst>
+                        <a:ext uri="{28A0092B-C50C-407E-A947-70E740481C1C}">
+                          <a14:useLocalDpi xmlns:a14="http://schemas.microsoft.com/office/drawing/2010/main" val="0"/>
+                        </a:ext>
+                      </a:extLst>
+                    </a:blip>
+                    <a:stretch>
+                      <a:fillRect/>
+                    </a:stretch>
+                  </pic:blipFill>
+                  <pic:spPr>
+                    <a:xfrm>
+                      <a:off x="0" y="0"/>
+                      <a:ext cx="5736590" cy="3793722"/>
+                    </a:xfrm>
+                    <a:prstGeom prst="rect">
+                      <a:avLst/>
+                    </a:prstGeom>
+                  </pic:spPr>
+                </pic:pic>
+              </a:graphicData>
+            </a:graphic>
+          </wp:inline>
+        </w:drawing>
+      </w:r>
+    </w:p>
+    <w:p>
+      <w:pPr>
         <w:ind w:left="0" w:right="0" w:firstLine="0"/>
-        <w:jc w:val="left"/>
-        <w:rPr>
-          <w:b/>
-          <w:bCs/>
-        </w:rPr>
-      </w:pPr>
-    </w:p>
-    <w:p>
-      <w:pPr>
-        <w:spacing w:after="0" w:line="259" w:lineRule="auto"/>
-        <w:ind w:left="0" w:right="0" w:firstLine="0"/>
-        <w:jc w:val="left"/>
-        <w:rPr>
-          <w:b/>
-          <w:bCs/>
-        </w:rPr>
-      </w:pPr>
-    </w:p>
-    <w:p>
-      <w:pPr>
-        <w:spacing w:after="0" w:line="259" w:lineRule="auto"/>
-        <w:ind w:left="0" w:right="0" w:firstLine="0"/>
-        <w:jc w:val="left"/>
-        <w:rPr>
-          <w:b/>
-          <w:bCs/>
-        </w:rPr>
-      </w:pPr>
-    </w:p>
-    <w:p>
-      <w:pPr>
-        <w:spacing w:after="0" w:line="259" w:lineRule="auto"/>
-        <w:ind w:left="0" w:right="0" w:firstLine="0"/>
-        <w:jc w:val="left"/>
-        <w:rPr>
-          <w:b/>
-          <w:bCs/>
-        </w:rPr>
-      </w:pPr>
-    </w:p>
-    <w:p>
-      <w:pPr>
-        <w:spacing w:after="0" w:line="259" w:lineRule="auto"/>
-        <w:ind w:left="0" w:right="0" w:firstLine="0"/>
-        <w:jc w:val="left"/>
-        <w:rPr>
-          <w:b/>
-          <w:bCs/>
-        </w:rPr>
-      </w:pPr>
-    </w:p>
-    <w:p>
-      <w:pPr>
-        <w:spacing w:after="0" w:line="259" w:lineRule="auto"/>
-        <w:ind w:left="0" w:right="0" w:firstLine="0"/>
-        <w:jc w:val="left"/>
-        <w:rPr>
-          <w:b/>
-          <w:bCs/>
-        </w:rPr>
-      </w:pPr>
-    </w:p>
-    <w:p>
-      <w:pPr>
-        <w:spacing w:after="0" w:line="259" w:lineRule="auto"/>
-        <w:ind w:left="0" w:right="0" w:firstLine="0"/>
-        <w:jc w:val="left"/>
-        <w:rPr>
-          <w:b/>
-          <w:bCs/>
-        </w:rPr>
-      </w:pPr>
-    </w:p>
-    <w:p>
-      <w:pPr>
-        <w:spacing w:after="0" w:line="259" w:lineRule="auto"/>
-        <w:ind w:left="0" w:right="0" w:firstLine="0"/>
-        <w:jc w:val="left"/>
-        <w:rPr>
-          <w:b/>
-          <w:bCs/>
-        </w:rPr>
-      </w:pPr>
-    </w:p>
-    <w:p>
-      <w:pPr>
-        <w:spacing w:after="0" w:line="259" w:lineRule="auto"/>
-        <w:ind w:left="0" w:right="0" w:firstLine="0"/>
-        <w:jc w:val="left"/>
-        <w:rPr>
-          <w:b/>
-          <w:bCs/>
-        </w:rPr>
-      </w:pPr>
-    </w:p>
-    <w:p>
-      <w:pPr>
-        <w:spacing w:after="0" w:line="259" w:lineRule="auto"/>
-        <w:ind w:left="0" w:right="0" w:firstLine="0"/>
-        <w:jc w:val="left"/>
-        <w:rPr>
-          <w:b/>
-          <w:bCs/>
-        </w:rPr>
-      </w:pPr>
-    </w:p>
-    <w:p>
-      <w:pPr>
-        <w:spacing w:after="0" w:line="259" w:lineRule="auto"/>
-        <w:ind w:left="0" w:right="0" w:firstLine="0"/>
-        <w:jc w:val="left"/>
-        <w:rPr>
-          <w:b/>
-          <w:bCs/>
-        </w:rPr>
-      </w:pPr>
-    </w:p>
-    <w:p>
-      <w:pPr>
-        <w:spacing w:after="0" w:line="259" w:lineRule="auto"/>
-        <w:ind w:left="0" w:right="0" w:firstLine="0"/>
-        <w:jc w:val="left"/>
-        <w:rPr>
-          <w:b/>
-          <w:bCs/>
-        </w:rPr>
-      </w:pPr>
-    </w:p>
-    <w:p>
-      <w:pPr>
-        <w:spacing w:after="0" w:line="259" w:lineRule="auto"/>
-        <w:ind w:left="0" w:right="0" w:firstLine="0"/>
-        <w:jc w:val="left"/>
-        <w:rPr>
-          <w:b/>
-          <w:bCs/>
-        </w:rPr>
-      </w:pPr>
-    </w:p>
-    <w:p>
-      <w:pPr>
-        <w:spacing w:after="0" w:line="259" w:lineRule="auto"/>
-        <w:ind w:left="0" w:right="0" w:firstLine="0"/>
-        <w:jc w:val="left"/>
-        <w:rPr>
-          <w:b/>
-          <w:bCs/>
-        </w:rPr>
-      </w:pPr>
-    </w:p>
-    <w:p>
-      <w:pPr>
-        <w:spacing w:after="0" w:line="259" w:lineRule="auto"/>
-        <w:ind w:left="0" w:right="0" w:firstLine="0"/>
-        <w:jc w:val="left"/>
-        <w:rPr>
-          <w:b/>
-          <w:bCs/>
-        </w:rPr>
-      </w:pPr>
-    </w:p>
-    <w:p>
-      <w:pPr>
-        <w:spacing w:after="0" w:line="259" w:lineRule="auto"/>
-        <w:ind w:left="0" w:right="0" w:firstLine="0"/>
-        <w:jc w:val="left"/>
-        <w:rPr>
-          <w:b/>
-          <w:bCs/>
-        </w:rPr>
-      </w:pPr>
-    </w:p>
-    <w:p>
-      <w:pPr>
-        <w:spacing w:after="0" w:line="259" w:lineRule="auto"/>
-        <w:ind w:left="0" w:right="0" w:firstLine="0"/>
-        <w:jc w:val="left"/>
-        <w:rPr>
-          <w:b/>
-          <w:bCs/>
-        </w:rPr>
-      </w:pPr>
-    </w:p>
-    <w:p>
-      <w:pPr>
-        <w:spacing w:after="0" w:line="259" w:lineRule="auto"/>
-        <w:ind w:left="0" w:right="0" w:firstLine="0"/>
-        <w:jc w:val="left"/>
-        <w:rPr>
-          <w:b/>
-          <w:bCs/>
-        </w:rPr>
-      </w:pPr>
-    </w:p>
-    <w:p>
-      <w:pPr>
-        <w:spacing w:after="0" w:line="259" w:lineRule="auto"/>
-        <w:ind w:left="0" w:right="0" w:firstLine="0"/>
-        <w:jc w:val="left"/>
-        <w:rPr>
-          <w:b/>
-          <w:bCs/>
-        </w:rPr>
-      </w:pPr>
-    </w:p>
-    <w:p>
-      <w:pPr>
-        <w:spacing w:after="0" w:line="259" w:lineRule="auto"/>
-        <w:ind w:left="0" w:right="0" w:firstLine="0"/>
-        <w:jc w:val="left"/>
-        <w:rPr>
-          <w:b/>
-          <w:bCs/>
-        </w:rPr>
-      </w:pPr>
-    </w:p>
-    <w:p>
-      <w:pPr>
-        <w:spacing w:after="0" w:line="259" w:lineRule="auto"/>
-        <w:ind w:left="0" w:right="0" w:firstLine="0"/>
-        <w:jc w:val="left"/>
-        <w:rPr>
-          <w:b/>
-          <w:bCs/>
-        </w:rPr>
-      </w:pPr>
-    </w:p>
-    <w:p>
-      <w:pPr>
-        <w:ind w:left="-5" w:right="0"/>
         <w:rPr>
           <w:b/>
           <w:bCs/>
@@ -4814,7 +4614,7 @@
 </file>
 
 <file path=word/numbering.xml><?xml version="1.0" encoding="utf-8"?>
-<w:numbering xmlns:wpc="http://schemas.microsoft.com/office/word/2010/wordprocessingCanvas" xmlns:cx="http://schemas.microsoft.com/office/drawing/2014/chartex" xmlns:cx1="http://schemas.microsoft.com/office/drawing/2015/9/8/chartex" xmlns:cx2="http://schemas.microsoft.com/office/drawing/2015/10/21/chartex" xmlns:cx3="http://schemas.microsoft.com/office/drawing/2016/5/9/chartex" xmlns:cx4="http://schemas.microsoft.com/office/drawing/2016/5/10/chartex" xmlns:cx5="http://schemas.microsoft.com/office/drawing/2016/5/11/chartex" xmlns:cx6="http://schemas.microsoft.com/office/drawing/2016/5/12/chartex" xmlns:cx7="http://schemas.microsoft.com/office/drawing/2016/5/13/chartex" xmlns:cx8="http://schemas.microsoft.com/office/drawing/2016/5/14/chartex" xmlns:mc="http://schemas.openxmlformats.org/markup-compatibility/2006" xmlns:aink="http://schemas.microsoft.com/office/drawing/2016/ink" xmlns:am3d="http://schemas.microsoft.com/office/drawing/2017/model3d" xmlns:o="urn:schemas-microsoft-com:office:office" xmlns:oel="http://schemas.microsoft.com/office/2019/extlst" xmlns:r="http://schemas.openxmlformats.org/officeDocument/2006/relationships" xmlns:m="http://schemas.openxmlformats.org/officeDocument/2006/math" xmlns:v="urn:schemas-microsoft-com:vml" xmlns:wp14="http://schemas.microsoft.com/office/word/2010/wordprocessingDrawing" xmlns:wp="http://schemas.openxmlformats.org/drawingml/2006/wordprocessingDrawing" xmlns:w10="urn:schemas-microsoft-com:office:word" xmlns:w="http://schemas.openxmlformats.org/wordprocessingml/2006/main" xmlns:w14="http://schemas.microsoft.com/office/word/2010/wordml" xmlns:w15="http://schemas.microsoft.com/office/word/2012/wordml" xmlns:w16cex="http://schemas.microsoft.com/office/word/2018/wordml/cex" xmlns:w16cid="http://schemas.microsoft.com/office/word/2016/wordml/cid" xmlns:w16="http://schemas.microsoft.com/office/word/2018/wordml" xmlns:w16du="http://schemas.microsoft.com/office/word/2023/wordml/word16du" xmlns:w16sdtdh="http://schemas.microsoft.com/office/word/2020/wordml/sdtdatahash" xmlns:w16se="http://schemas.microsoft.com/office/word/2015/wordml/symex" xmlns:wpg="http://schemas.microsoft.com/office/word/2010/wordprocessingGroup" xmlns:wpi="http://schemas.microsoft.com/office/word/2010/wordprocessingInk" xmlns:wne="http://schemas.microsoft.com/office/word/2006/wordml" xmlns:wps="http://schemas.microsoft.com/office/word/2010/wordprocessingShape" mc:Ignorable="w14 w15 w16se w16cid w16 w16cex w16sdtdh w16du wp14">
+<w:numbering xmlns:wpc="http://schemas.microsoft.com/office/word/2010/wordprocessingCanvas" xmlns:cx="http://schemas.microsoft.com/office/drawing/2014/chartex" xmlns:cx1="http://schemas.microsoft.com/office/drawing/2015/9/8/chartex" xmlns:cx2="http://schemas.microsoft.com/office/drawing/2015/10/21/chartex" xmlns:cx3="http://schemas.microsoft.com/office/drawing/2016/5/9/chartex" xmlns:cx4="http://schemas.microsoft.com/office/drawing/2016/5/10/chartex" xmlns:cx5="http://schemas.microsoft.com/office/drawing/2016/5/11/chartex" xmlns:cx6="http://schemas.microsoft.com/office/drawing/2016/5/12/chartex" xmlns:cx7="http://schemas.microsoft.com/office/drawing/2016/5/13/chartex" xmlns:cx8="http://schemas.microsoft.com/office/drawing/2016/5/14/chartex" xmlns:mc="http://schemas.openxmlformats.org/markup-compatibility/2006" xmlns:aink="http://schemas.microsoft.com/office/drawing/2016/ink" xmlns:am3d="http://schemas.microsoft.com/office/drawing/2017/model3d" xmlns:o="urn:schemas-microsoft-com:office:office" xmlns:oel="http://schemas.microsoft.com/office/2019/extlst" xmlns:r="http://schemas.openxmlformats.org/officeDocument/2006/relationships" xmlns:m="http://schemas.openxmlformats.org/officeDocument/2006/math" xmlns:v="urn:schemas-microsoft-com:vml" xmlns:wp14="http://schemas.microsoft.com/office/word/2010/wordprocessingDrawing" xmlns:wp="http://schemas.openxmlformats.org/drawingml/2006/wordprocessingDrawing" xmlns:w10="urn:schemas-microsoft-com:office:word" xmlns:w="http://schemas.openxmlformats.org/wordprocessingml/2006/main" xmlns:w14="http://schemas.microsoft.com/office/word/2010/wordml" xmlns:w15="http://schemas.microsoft.com/office/word/2012/wordml" xmlns:w16cex="http://schemas.microsoft.com/office/word/2018/wordml/cex" xmlns:w16cid="http://schemas.microsoft.com/office/word/2016/wordml/cid" xmlns:w16="http://schemas.microsoft.com/office/word/2018/wordml" xmlns:w16du="http://schemas.microsoft.com/office/word/2023/wordml/word16du" xmlns:w16sdtdh="http://schemas.microsoft.com/office/word/2020/wordml/sdtdatahash" xmlns:w16sdtfl="http://schemas.microsoft.com/office/word/2024/wordml/sdtformatlock" xmlns:w16se="http://schemas.microsoft.com/office/word/2015/wordml/symex" xmlns:wpg="http://schemas.microsoft.com/office/word/2010/wordprocessingGroup" xmlns:wpi="http://schemas.microsoft.com/office/word/2010/wordprocessingInk" xmlns:wne="http://schemas.microsoft.com/office/word/2006/wordml" xmlns:wps="http://schemas.microsoft.com/office/word/2010/wordprocessingShape" mc:Ignorable="w14 w15 w16se w16cid w16 w16cex w16sdtdh w16sdtfl w16du wp14">
   <w:abstractNum w:abstractNumId="0" w15:restartNumberingAfterBreak="0">
     <w:nsid w:val="0A021F3D"/>
     <w:multiLevelType w:val="hybridMultilevel"/>
@@ -4935,7 +4735,7 @@
 </file>
 
 <file path=word/styles.xml><?xml version="1.0" encoding="utf-8"?>
-<w:styles xmlns:mc="http://schemas.openxmlformats.org/markup-compatibility/2006" xmlns:r="http://schemas.openxmlformats.org/officeDocument/2006/relationships" xmlns:w="http://schemas.openxmlformats.org/wordprocessingml/2006/main" xmlns:w14="http://schemas.microsoft.com/office/word/2010/wordml" xmlns:w15="http://schemas.microsoft.com/office/word/2012/wordml" xmlns:w16cex="http://schemas.microsoft.com/office/word/2018/wordml/cex" xmlns:w16cid="http://schemas.microsoft.com/office/word/2016/wordml/cid" xmlns:w16="http://schemas.microsoft.com/office/word/2018/wordml" xmlns:w16du="http://schemas.microsoft.com/office/word/2023/wordml/word16du" xmlns:w16sdtdh="http://schemas.microsoft.com/office/word/2020/wordml/sdtdatahash" xmlns:w16se="http://schemas.microsoft.com/office/word/2015/wordml/symex" mc:Ignorable="w14 w15 w16se w16cid w16 w16cex w16sdtdh w16du">
+<w:styles xmlns:mc="http://schemas.openxmlformats.org/markup-compatibility/2006" xmlns:r="http://schemas.openxmlformats.org/officeDocument/2006/relationships" xmlns:w="http://schemas.openxmlformats.org/wordprocessingml/2006/main" xmlns:w14="http://schemas.microsoft.com/office/word/2010/wordml" xmlns:w15="http://schemas.microsoft.com/office/word/2012/wordml" xmlns:w16cex="http://schemas.microsoft.com/office/word/2018/wordml/cex" xmlns:w16cid="http://schemas.microsoft.com/office/word/2016/wordml/cid" xmlns:w16="http://schemas.microsoft.com/office/word/2018/wordml" xmlns:w16du="http://schemas.microsoft.com/office/word/2023/wordml/word16du" xmlns:w16sdtdh="http://schemas.microsoft.com/office/word/2020/wordml/sdtdatahash" xmlns:w16sdtfl="http://schemas.microsoft.com/office/word/2024/wordml/sdtformatlock" xmlns:w16se="http://schemas.microsoft.com/office/word/2015/wordml/symex" mc:Ignorable="w14 w15 w16se w16cid w16 w16cex w16sdtdh w16sdtfl w16du">
   <w:docDefaults>
     <w:rPrDefault>
       <w:rPr>
@@ -5385,7 +5185,6 @@
   <w:style w:type="character" w:default="1" w:styleId="Fontepargpadro">
     <w:name w:val="Default Paragraph Font"/>
     <w:uiPriority w:val="1"/>
-    <w:semiHidden/>
     <w:unhideWhenUsed/>
   </w:style>
   <w:style w:type="table" w:default="1" w:styleId="Tabelanormal">
@@ -5792,6 +5591,15 @@
 </file>
 
 <file path=customXml/item1.xml><?xml version="1.0" encoding="utf-8"?>
+<?mso-contentType ?>
+<FormTemplates xmlns="http://schemas.microsoft.com/sharepoint/v3/contenttype/forms">
+  <Display>DocumentLibraryForm</Display>
+  <Edit>DocumentLibraryForm</Edit>
+  <New>DocumentLibraryForm</New>
+</FormTemplates>
+</file>
+
+<file path=customXml/item2.xml><?xml version="1.0" encoding="utf-8"?>
 <ct:contentTypeSchema xmlns:ct="http://schemas.microsoft.com/office/2006/metadata/contentType" xmlns:ma="http://schemas.microsoft.com/office/2006/metadata/properties/metaAttributes" ct:_="" ma:_="" ma:contentTypeName="Document" ma:contentTypeID="0x010100D4C7D306DED3AA4D9F4463F87EC4713E" ma:contentTypeVersion="5" ma:contentTypeDescription="Create a new document." ma:contentTypeScope="" ma:versionID="f38d70791078a6ec74c01f15b7be74e9">
   <xsd:schema xmlns:xsd="http://www.w3.org/2001/XMLSchema" xmlns:xs="http://www.w3.org/2001/XMLSchema" xmlns:p="http://schemas.microsoft.com/office/2006/metadata/properties" xmlns:ns3="6c36f4d7-8052-4632-a816-09034d81e5ad" targetNamespace="http://schemas.microsoft.com/office/2006/metadata/properties" ma:root="true" ma:fieldsID="f52eb61a734730d2aed09423a087ef10" ns3:_="">
     <xsd:import namespace="6c36f4d7-8052-4632-a816-09034d81e5ad"/>
@@ -5941,15 +5749,6 @@
 </ct:contentTypeSchema>
 </file>
 
-<file path=customXml/item2.xml><?xml version="1.0" encoding="utf-8"?>
-<?mso-contentType ?>
-<FormTemplates xmlns="http://schemas.microsoft.com/sharepoint/v3/contenttype/forms">
-  <Display>DocumentLibraryForm</Display>
-  <Edit>DocumentLibraryForm</Edit>
-  <New>DocumentLibraryForm</New>
-</FormTemplates>
-</file>
-
 <file path=customXml/item3.xml><?xml version="1.0" encoding="utf-8"?>
 <p:properties xmlns:p="http://schemas.microsoft.com/office/2006/metadata/properties" xmlns:xsi="http://www.w3.org/2001/XMLSchema-instance" xmlns:pc="http://schemas.microsoft.com/office/infopath/2007/PartnerControls">
   <documentManagement>
@@ -5959,6 +5758,14 @@
 </file>
 
 <file path=customXml/itemProps1.xml><?xml version="1.0" encoding="utf-8"?>
+<ds:datastoreItem xmlns:ds="http://schemas.openxmlformats.org/officeDocument/2006/customXml" ds:itemID="{6894C23F-611D-4592-A160-52EB4C11DB56}">
+  <ds:schemaRefs>
+    <ds:schemaRef ds:uri="http://schemas.microsoft.com/sharepoint/v3/contenttype/forms"/>
+  </ds:schemaRefs>
+</ds:datastoreItem>
+</file>
+
+<file path=customXml/itemProps2.xml><?xml version="1.0" encoding="utf-8"?>
 <ds:datastoreItem xmlns:ds="http://schemas.openxmlformats.org/officeDocument/2006/customXml" ds:itemID="{0157893B-FE12-4901-B5BA-ACB0E74FC44A}">
   <ds:schemaRefs>
     <ds:schemaRef ds:uri="http://schemas.microsoft.com/office/2006/metadata/contentType"/>
@@ -5976,26 +5783,12 @@
 </ds:datastoreItem>
 </file>
 
-<file path=customXml/itemProps2.xml><?xml version="1.0" encoding="utf-8"?>
-<ds:datastoreItem xmlns:ds="http://schemas.openxmlformats.org/officeDocument/2006/customXml" ds:itemID="{6894C23F-611D-4592-A160-52EB4C11DB56}">
-  <ds:schemaRefs>
-    <ds:schemaRef ds:uri="http://schemas.microsoft.com/sharepoint/v3/contenttype/forms"/>
-  </ds:schemaRefs>
-</ds:datastoreItem>
-</file>
-
 <file path=customXml/itemProps3.xml><?xml version="1.0" encoding="utf-8"?>
 <ds:datastoreItem xmlns:ds="http://schemas.openxmlformats.org/officeDocument/2006/customXml" ds:itemID="{B36841A9-305A-4E7B-AD08-D370BADD05AE}">
   <ds:schemaRefs>
-    <ds:schemaRef ds:uri="http://purl.org/dc/dcmitype/"/>
     <ds:schemaRef ds:uri="http://schemas.microsoft.com/office/2006/metadata/properties"/>
+    <ds:schemaRef ds:uri="http://schemas.microsoft.com/office/infopath/2007/PartnerControls"/>
     <ds:schemaRef ds:uri="6c36f4d7-8052-4632-a816-09034d81e5ad"/>
-    <ds:schemaRef ds:uri="http://www.w3.org/XML/1998/namespace"/>
-    <ds:schemaRef ds:uri="http://schemas.microsoft.com/office/infopath/2007/PartnerControls"/>
-    <ds:schemaRef ds:uri="http://schemas.microsoft.com/office/2006/documentManagement/types"/>
-    <ds:schemaRef ds:uri="http://purl.org/dc/terms/"/>
-    <ds:schemaRef ds:uri="http://schemas.openxmlformats.org/package/2006/metadata/core-properties"/>
-    <ds:schemaRef ds:uri="http://purl.org/dc/elements/1.1/"/>
   </ds:schemaRefs>
 </ds:datastoreItem>
 </file>